--- a/project/documents/miscellaneous/AnnCommunication.docx
+++ b/project/documents/miscellaneous/AnnCommunication.docx
@@ -208,7 +208,7 @@
         <w:spacing w:after="0" w:line="240" w:lineRule="auto"/>
       </w:pPr>
       <w:r>
-        <w:t>&lt;&lt;This.cmgName&gt;&gt;</w:t>
+        <w:t>&lt;&lt;cmgName&gt;&gt;</w:t>
       </w:r>
     </w:p>
     <w:p>
